--- a/contrôle_codesign_FPGA_2025_2026.docx
+++ b/contrôle_codesign_FPGA_2025_2026.docx
@@ -1687,6 +1687,8 @@
               </w:rPr>
               <w:t>Réponse :</w:t>
             </w:r>
+            <w:bookmarkStart w:id="0" w:name="_GoBack"/>
+            <w:bookmarkEnd w:id="0"/>
           </w:p>
         </w:tc>
       </w:tr>
@@ -1746,25 +1748,19 @@
               <w:rPr>
                 <w:rStyle w:val="mord"/>
               </w:rPr>
-              <w:t>64.96</w:t>
-            </w:r>
-            <w:r>
-              <w:rPr>
-                <w:rStyle w:val="mrel"/>
-              </w:rPr>
-              <w:t>≈</w:t>
+              <w:t>64</w:t>
             </w:r>
             <w:r>
               <w:rPr>
                 <w:rStyle w:val="mord"/>
               </w:rPr>
-              <w:t>64</w:t>
+              <w:t xml:space="preserve"> cycle d’horloge</w:t>
             </w:r>
             <w:r>
               <w:rPr>
                 <w:rStyle w:val="mord"/>
               </w:rPr>
-              <w:t xml:space="preserve"> cycle d’horloge</w:t>
+              <w:t xml:space="preserve"> (division entière)</w:t>
             </w:r>
           </w:p>
           <w:p>
@@ -3345,8 +3341,6 @@
       <w:pPr>
         <w:spacing w:after="100"/>
       </w:pPr>
-      <w:bookmarkStart w:id="0" w:name="_GoBack"/>
-      <w:bookmarkEnd w:id="0"/>
     </w:p>
     <w:p>
       <w:pPr>
@@ -3571,6 +3565,17 @@
             <w:r>
               <w:t xml:space="preserve"> </w:t>
             </w:r>
+            <w:r>
+              <w:t xml:space="preserve">Avant toute addition ou amplification de signaux 8 bits non signés, il faut étendre la largeur des opérandes (au moins 9 bits) afin d’éviter un </w:t>
+            </w:r>
+            <w:proofErr w:type="spellStart"/>
+            <w:r>
+              <w:t>overflow</w:t>
+            </w:r>
+            <w:proofErr w:type="spellEnd"/>
+            <w:r>
+              <w:t>, par exemple 200 + 100 = 300 non représentable sur 8 bits.</w:t>
+            </w:r>
           </w:p>
           <w:p>
             <w:r>
@@ -3658,6 +3663,16 @@
                 <w:bCs/>
               </w:rPr>
               <w:t>Réponse :</w:t>
+            </w:r>
+            <w:r>
+              <w:rPr>
+                <w:b/>
+                <w:bCs/>
+              </w:rPr>
+              <w:t xml:space="preserve"> </w:t>
+            </w:r>
+            <w:r>
+              <w:t>L’implémentation matérielle de l’amplification (G &gt; 1) est pertinente pour les performances, car elle offre un traitement parallèle et déterministe sans latence CPU, mais elle est moins flexible qu’une solution logicielle (gain difficilement modifiable) et consomme davantage de ressources FPGA, avec une complexité de conception plus élevée.</w:t>
             </w:r>
           </w:p>
         </w:tc>
@@ -3855,10 +3870,114 @@
             </w:r>
           </w:p>
           <w:p>
-            <w:r>
-              <w:t xml:space="preserve"> </w:t>
-            </w:r>
-          </w:p>
+            <w:pPr>
+              <w:pStyle w:val="Paragraphedeliste"/>
+              <w:numPr>
+                <w:ilvl w:val="0"/>
+                <w:numId w:val="4"/>
+              </w:numPr>
+            </w:pPr>
+            <w:r>
+              <w:t xml:space="preserve">Ouverture </w:t>
+            </w:r>
+            <w:proofErr w:type="spellStart"/>
+            <w:r>
+              <w:t>quartus</w:t>
+            </w:r>
+            <w:proofErr w:type="spellEnd"/>
+          </w:p>
+          <w:p>
+            <w:pPr>
+              <w:pStyle w:val="Paragraphedeliste"/>
+              <w:numPr>
+                <w:ilvl w:val="0"/>
+                <w:numId w:val="4"/>
+              </w:numPr>
+            </w:pPr>
+            <w:r>
+              <w:t xml:space="preserve">New </w:t>
+            </w:r>
+            <w:proofErr w:type="spellStart"/>
+            <w:r>
+              <w:t>project</w:t>
+            </w:r>
+            <w:proofErr w:type="spellEnd"/>
+            <w:r>
+              <w:t xml:space="preserve"> </w:t>
+            </w:r>
+            <w:proofErr w:type="spellStart"/>
+            <w:r>
+              <w:t>wizard</w:t>
+            </w:r>
+            <w:proofErr w:type="spellEnd"/>
+          </w:p>
+          <w:p>
+            <w:pPr>
+              <w:pStyle w:val="Paragraphedeliste"/>
+              <w:numPr>
+                <w:ilvl w:val="0"/>
+                <w:numId w:val="4"/>
+              </w:numPr>
+            </w:pPr>
+            <w:r>
+              <w:t xml:space="preserve">Définition du répertoire de travail </w:t>
+            </w:r>
+          </w:p>
+          <w:p>
+            <w:pPr>
+              <w:pStyle w:val="Paragraphedeliste"/>
+              <w:numPr>
+                <w:ilvl w:val="0"/>
+                <w:numId w:val="4"/>
+              </w:numPr>
+            </w:pPr>
+            <w:proofErr w:type="spellStart"/>
+            <w:r>
+              <w:t>Add</w:t>
+            </w:r>
+            <w:proofErr w:type="spellEnd"/>
+            <w:r>
+              <w:t xml:space="preserve"> files : on ajoute </w:t>
+            </w:r>
+            <w:proofErr w:type="spellStart"/>
+            <w:r>
+              <w:t>capteur_sol.vhd</w:t>
+            </w:r>
+            <w:proofErr w:type="spellEnd"/>
+            <w:r>
+              <w:t xml:space="preserve"> dans le projet</w:t>
+            </w:r>
+          </w:p>
+          <w:p>
+            <w:pPr>
+              <w:pStyle w:val="Paragraphedeliste"/>
+              <w:numPr>
+                <w:ilvl w:val="0"/>
+                <w:numId w:val="4"/>
+              </w:numPr>
+            </w:pPr>
+            <w:r>
+              <w:t xml:space="preserve">Sélection de la cible : famille cyclone IV E … puis recherche en filtrant par la référence : </w:t>
+            </w:r>
+            <w:r>
+              <w:t>EP4CE22F17C6</w:t>
+            </w:r>
+          </w:p>
+          <w:p>
+            <w:pPr>
+              <w:pStyle w:val="Paragraphedeliste"/>
+              <w:numPr>
+                <w:ilvl w:val="0"/>
+                <w:numId w:val="4"/>
+              </w:numPr>
+            </w:pPr>
+            <w:proofErr w:type="gramStart"/>
+            <w:r>
+              <w:t>finish</w:t>
+            </w:r>
+            <w:proofErr w:type="gramEnd"/>
+          </w:p>
+          <w:p/>
         </w:tc>
       </w:tr>
     </w:tbl>
@@ -3870,6 +3989,10 @@
     <w:p>
       <w:pPr>
         <w:spacing w:after="120"/>
+        <w:rPr>
+          <w:b/>
+          <w:bCs/>
+        </w:rPr>
       </w:pPr>
       <w:r>
         <w:rPr>
@@ -3878,6 +4001,11 @@
         </w:rPr>
         <w:t>2. Sources et hiérarchie :</w:t>
       </w:r>
+    </w:p>
+    <w:p>
+      <w:pPr>
+        <w:spacing w:after="120"/>
+      </w:pPr>
     </w:p>
     <w:tbl>
       <w:tblPr>
@@ -4202,6 +4330,7 @@
         <w:spacing w:before="240" w:after="100"/>
       </w:pPr>
       <w:r>
+        <w:lastRenderedPageBreak/>
         <w:t>Votre réponse doit couvrir : la séquence d’initialisation, le déclenchement d’une acquisition, la lecture du résultat produit par le calculateur câblé, et la procédure de vérification (comment le logiciel contrôle-t-il que le résultat est cohérent ?)</w:t>
       </w:r>
       <w:r>
@@ -4287,7 +4416,6 @@
           <w:b/>
           <w:bCs/>
         </w:rPr>
-        <w:lastRenderedPageBreak/>
         <w:t xml:space="preserve">Q17.  </w:t>
       </w:r>
       <w:r>
@@ -7446,6 +7574,119 @@
       </w:pPr>
     </w:lvl>
   </w:abstractNum>
+  <w:abstractNum w:abstractNumId="2" w15:restartNumberingAfterBreak="0">
+    <w:nsid w:val="740B0824"/>
+    <w:multiLevelType w:val="hybridMultilevel"/>
+    <w:tmpl w:val="9FACF9B4"/>
+    <w:lvl w:ilvl="0" w:tplc="F40AAB00">
+      <w:start w:val="1"/>
+      <w:numFmt w:val="bullet"/>
+      <w:lvlText w:val="-"/>
+      <w:lvlJc w:val="left"/>
+      <w:pPr>
+        <w:ind w:left="420" w:hanging="360"/>
+      </w:pPr>
+      <w:rPr>
+        <w:rFonts w:ascii="Arial" w:eastAsia="Arial" w:hAnsi="Arial" w:cs="Arial" w:hint="default"/>
+      </w:rPr>
+    </w:lvl>
+    <w:lvl w:ilvl="1" w:tplc="040C0003" w:tentative="1">
+      <w:start w:val="1"/>
+      <w:numFmt w:val="bullet"/>
+      <w:lvlText w:val="o"/>
+      <w:lvlJc w:val="left"/>
+      <w:pPr>
+        <w:ind w:left="1140" w:hanging="360"/>
+      </w:pPr>
+      <w:rPr>
+        <w:rFonts w:ascii="Courier New" w:hAnsi="Courier New" w:cs="Courier New" w:hint="default"/>
+      </w:rPr>
+    </w:lvl>
+    <w:lvl w:ilvl="2" w:tplc="040C0005" w:tentative="1">
+      <w:start w:val="1"/>
+      <w:numFmt w:val="bullet"/>
+      <w:lvlText w:val=""/>
+      <w:lvlJc w:val="left"/>
+      <w:pPr>
+        <w:ind w:left="1860" w:hanging="360"/>
+      </w:pPr>
+      <w:rPr>
+        <w:rFonts w:ascii="Wingdings" w:hAnsi="Wingdings" w:hint="default"/>
+      </w:rPr>
+    </w:lvl>
+    <w:lvl w:ilvl="3" w:tplc="040C0001" w:tentative="1">
+      <w:start w:val="1"/>
+      <w:numFmt w:val="bullet"/>
+      <w:lvlText w:val=""/>
+      <w:lvlJc w:val="left"/>
+      <w:pPr>
+        <w:ind w:left="2580" w:hanging="360"/>
+      </w:pPr>
+      <w:rPr>
+        <w:rFonts w:ascii="Symbol" w:hAnsi="Symbol" w:hint="default"/>
+      </w:rPr>
+    </w:lvl>
+    <w:lvl w:ilvl="4" w:tplc="040C0003" w:tentative="1">
+      <w:start w:val="1"/>
+      <w:numFmt w:val="bullet"/>
+      <w:lvlText w:val="o"/>
+      <w:lvlJc w:val="left"/>
+      <w:pPr>
+        <w:ind w:left="3300" w:hanging="360"/>
+      </w:pPr>
+      <w:rPr>
+        <w:rFonts w:ascii="Courier New" w:hAnsi="Courier New" w:cs="Courier New" w:hint="default"/>
+      </w:rPr>
+    </w:lvl>
+    <w:lvl w:ilvl="5" w:tplc="040C0005" w:tentative="1">
+      <w:start w:val="1"/>
+      <w:numFmt w:val="bullet"/>
+      <w:lvlText w:val=""/>
+      <w:lvlJc w:val="left"/>
+      <w:pPr>
+        <w:ind w:left="4020" w:hanging="360"/>
+      </w:pPr>
+      <w:rPr>
+        <w:rFonts w:ascii="Wingdings" w:hAnsi="Wingdings" w:hint="default"/>
+      </w:rPr>
+    </w:lvl>
+    <w:lvl w:ilvl="6" w:tplc="040C0001" w:tentative="1">
+      <w:start w:val="1"/>
+      <w:numFmt w:val="bullet"/>
+      <w:lvlText w:val=""/>
+      <w:lvlJc w:val="left"/>
+      <w:pPr>
+        <w:ind w:left="4740" w:hanging="360"/>
+      </w:pPr>
+      <w:rPr>
+        <w:rFonts w:ascii="Symbol" w:hAnsi="Symbol" w:hint="default"/>
+      </w:rPr>
+    </w:lvl>
+    <w:lvl w:ilvl="7" w:tplc="040C0003" w:tentative="1">
+      <w:start w:val="1"/>
+      <w:numFmt w:val="bullet"/>
+      <w:lvlText w:val="o"/>
+      <w:lvlJc w:val="left"/>
+      <w:pPr>
+        <w:ind w:left="5460" w:hanging="360"/>
+      </w:pPr>
+      <w:rPr>
+        <w:rFonts w:ascii="Courier New" w:hAnsi="Courier New" w:cs="Courier New" w:hint="default"/>
+      </w:rPr>
+    </w:lvl>
+    <w:lvl w:ilvl="8" w:tplc="040C0005" w:tentative="1">
+      <w:start w:val="1"/>
+      <w:numFmt w:val="bullet"/>
+      <w:lvlText w:val=""/>
+      <w:lvlJc w:val="left"/>
+      <w:pPr>
+        <w:ind w:left="6180" w:hanging="360"/>
+      </w:pPr>
+      <w:rPr>
+        <w:rFonts w:ascii="Wingdings" w:hAnsi="Wingdings" w:hint="default"/>
+      </w:rPr>
+    </w:lvl>
+  </w:abstractNum>
   <w:num w:numId="1">
     <w:abstractNumId w:val="1"/>
   </w:num>
@@ -7457,6 +7698,9 @@
     <w:lvlOverride w:ilvl="0">
       <w:startOverride w:val="1"/>
     </w:lvlOverride>
+  </w:num>
+  <w:num w:numId="4">
+    <w:abstractNumId w:val="2"/>
   </w:num>
 </w:numbering>
 </file>
